--- a/Gestor_de_Inventarios/tarifarios/Tarifario_Pants_Suelto_2026.docx
+++ b/Gestor_de_Inventarios/tarifarios/Tarifario_Pants_Suelto_2026.docx
@@ -94,13 +94,14 @@
         </w:tblBorders>
       </w:tblPr>
       <w:tblGrid>
-        <w:gridCol w:w="7682"/>
-        <w:gridCol w:w="7682"/>
+        <w:gridCol w:w="5121"/>
+        <w:gridCol w:w="5121"/>
+        <w:gridCol w:w="5121"/>
       </w:tblGrid>
       <w:tr>
         <w:tc>
           <w:tcPr>
-            <w:tcW w:type="dxa" w:w="7682"/>
+            <w:tcW w:type="dxa" w:w="5121"/>
             <w:tcMar>
               <w:top w:w="0" w:type="dxa"/>
               <w:bottom w:w="0" w:type="dxa"/>
@@ -123,12 +124,12 @@
               </w:tblBorders>
             </w:tblPr>
             <w:tblGrid>
-              <w:gridCol w:w="7682"/>
+              <w:gridCol w:w="5121"/>
             </w:tblGrid>
             <w:tr>
               <w:tc>
                 <w:tcPr>
-                  <w:tcW w:type="dxa" w:w="7682"/>
+                  <w:tcW w:type="dxa" w:w="5121"/>
                   <w:shd w:val="clear" w:color="auto" w:fill="2E6FBF"/>
                   <w:tcMar>
                     <w:top w:w="70" w:type="dxa"/>
@@ -162,13 +163,13 @@
               <w:tblLook w:firstColumn="1" w:firstRow="1" w:lastColumn="0" w:lastRow="0" w:noHBand="0" w:noVBand="1" w:val="04A0"/>
             </w:tblPr>
             <w:tblGrid>
-              <w:gridCol w:w="3841"/>
-              <w:gridCol w:w="3841"/>
+              <w:gridCol w:w="2560"/>
+              <w:gridCol w:w="2560"/>
             </w:tblGrid>
             <w:tr>
               <w:tc>
                 <w:tcPr>
-                  <w:tcW w:type="dxa" w:w="3841"/>
+                  <w:tcW w:type="dxa" w:w="2560"/>
                   <w:shd w:val="clear" w:color="auto" w:fill="D6E8F7"/>
                   <w:tcMar>
                     <w:top w:w="50" w:type="dxa"/>
@@ -194,7 +195,7 @@
               </w:tc>
               <w:tc>
                 <w:tcPr>
-                  <w:tcW w:type="dxa" w:w="3841"/>
+                  <w:tcW w:type="dxa" w:w="2560"/>
                   <w:shd w:val="clear" w:color="auto" w:fill="D6E8F7"/>
                   <w:tcMar>
                     <w:top w:w="50" w:type="dxa"/>
@@ -222,7 +223,7 @@
             <w:tr>
               <w:tc>
                 <w:tcPr>
-                  <w:tcW w:type="dxa" w:w="3841"/>
+                  <w:tcW w:type="dxa" w:w="2560"/>
                   <w:shd w:val="clear" w:color="auto" w:fill="FFFFFF"/>
                   <w:tcMar>
                     <w:top w:w="48" w:type="dxa"/>
@@ -248,7 +249,7 @@
               </w:tc>
               <w:tc>
                 <w:tcPr>
-                  <w:tcW w:type="dxa" w:w="3841"/>
+                  <w:tcW w:type="dxa" w:w="2560"/>
                   <w:shd w:val="clear" w:color="auto" w:fill="FFFFFF"/>
                   <w:tcMar>
                     <w:top w:w="48" w:type="dxa"/>
@@ -276,7 +277,7 @@
             <w:tr>
               <w:tc>
                 <w:tcPr>
-                  <w:tcW w:type="dxa" w:w="3841"/>
+                  <w:tcW w:type="dxa" w:w="2560"/>
                   <w:shd w:val="clear" w:color="auto" w:fill="EDF4FC"/>
                   <w:tcMar>
                     <w:top w:w="48" w:type="dxa"/>
@@ -302,7 +303,7 @@
               </w:tc>
               <w:tc>
                 <w:tcPr>
-                  <w:tcW w:type="dxa" w:w="3841"/>
+                  <w:tcW w:type="dxa" w:w="2560"/>
                   <w:shd w:val="clear" w:color="auto" w:fill="EDF4FC"/>
                   <w:tcMar>
                     <w:top w:w="48" w:type="dxa"/>
@@ -330,7 +331,7 @@
             <w:tr>
               <w:tc>
                 <w:tcPr>
-                  <w:tcW w:type="dxa" w:w="3841"/>
+                  <w:tcW w:type="dxa" w:w="2560"/>
                   <w:shd w:val="clear" w:color="auto" w:fill="FFFFFF"/>
                   <w:tcMar>
                     <w:top w:w="48" w:type="dxa"/>
@@ -356,7 +357,7 @@
               </w:tc>
               <w:tc>
                 <w:tcPr>
-                  <w:tcW w:type="dxa" w:w="3841"/>
+                  <w:tcW w:type="dxa" w:w="2560"/>
                   <w:shd w:val="clear" w:color="auto" w:fill="FFFFFF"/>
                   <w:tcMar>
                     <w:top w:w="48" w:type="dxa"/>
@@ -384,7 +385,7 @@
             <w:tr>
               <w:tc>
                 <w:tcPr>
-                  <w:tcW w:type="dxa" w:w="3841"/>
+                  <w:tcW w:type="dxa" w:w="2560"/>
                   <w:shd w:val="clear" w:color="auto" w:fill="EDF4FC"/>
                   <w:tcMar>
                     <w:top w:w="48" w:type="dxa"/>
@@ -410,7 +411,7 @@
               </w:tc>
               <w:tc>
                 <w:tcPr>
-                  <w:tcW w:type="dxa" w:w="3841"/>
+                  <w:tcW w:type="dxa" w:w="2560"/>
                   <w:shd w:val="clear" w:color="auto" w:fill="EDF4FC"/>
                   <w:tcMar>
                     <w:top w:w="48" w:type="dxa"/>
@@ -438,7 +439,7 @@
             <w:tr>
               <w:tc>
                 <w:tcPr>
-                  <w:tcW w:type="dxa" w:w="3841"/>
+                  <w:tcW w:type="dxa" w:w="2560"/>
                   <w:shd w:val="clear" w:color="auto" w:fill="FFFFFF"/>
                   <w:tcMar>
                     <w:top w:w="48" w:type="dxa"/>
@@ -464,7 +465,7 @@
               </w:tc>
               <w:tc>
                 <w:tcPr>
-                  <w:tcW w:type="dxa" w:w="3841"/>
+                  <w:tcW w:type="dxa" w:w="2560"/>
                   <w:shd w:val="clear" w:color="auto" w:fill="FFFFFF"/>
                   <w:tcMar>
                     <w:top w:w="48" w:type="dxa"/>
@@ -492,7 +493,7 @@
             <w:tr>
               <w:tc>
                 <w:tcPr>
-                  <w:tcW w:type="dxa" w:w="3841"/>
+                  <w:tcW w:type="dxa" w:w="2560"/>
                   <w:shd w:val="clear" w:color="auto" w:fill="EDF4FC"/>
                   <w:tcMar>
                     <w:top w:w="48" w:type="dxa"/>
@@ -518,7 +519,7 @@
               </w:tc>
               <w:tc>
                 <w:tcPr>
-                  <w:tcW w:type="dxa" w:w="3841"/>
+                  <w:tcW w:type="dxa" w:w="2560"/>
                   <w:shd w:val="clear" w:color="auto" w:fill="EDF4FC"/>
                   <w:tcMar>
                     <w:top w:w="48" w:type="dxa"/>
@@ -553,7 +554,7 @@
         </w:tc>
         <w:tc>
           <w:tcPr>
-            <w:tcW w:type="dxa" w:w="7682"/>
+            <w:tcW w:type="dxa" w:w="5121"/>
             <w:tcMar>
               <w:top w:w="0" w:type="dxa"/>
               <w:bottom w:w="0" w:type="dxa"/>
@@ -576,12 +577,12 @@
               </w:tblBorders>
             </w:tblPr>
             <w:tblGrid>
-              <w:gridCol w:w="7682"/>
+              <w:gridCol w:w="5121"/>
             </w:tblGrid>
             <w:tr>
               <w:tc>
                 <w:tcPr>
-                  <w:tcW w:type="dxa" w:w="7682"/>
+                  <w:tcW w:type="dxa" w:w="5121"/>
                   <w:shd w:val="clear" w:color="auto" w:fill="2E6FBF"/>
                   <w:tcMar>
                     <w:top w:w="70" w:type="dxa"/>
@@ -615,13 +616,13 @@
               <w:tblLook w:firstColumn="1" w:firstRow="1" w:lastColumn="0" w:lastRow="0" w:noHBand="0" w:noVBand="1" w:val="04A0"/>
             </w:tblPr>
             <w:tblGrid>
-              <w:gridCol w:w="3841"/>
-              <w:gridCol w:w="3841"/>
+              <w:gridCol w:w="2560"/>
+              <w:gridCol w:w="2560"/>
             </w:tblGrid>
             <w:tr>
               <w:tc>
                 <w:tcPr>
-                  <w:tcW w:type="dxa" w:w="3841"/>
+                  <w:tcW w:type="dxa" w:w="2560"/>
                   <w:shd w:val="clear" w:color="auto" w:fill="D6E8F7"/>
                   <w:tcMar>
                     <w:top w:w="50" w:type="dxa"/>
@@ -647,7 +648,7 @@
               </w:tc>
               <w:tc>
                 <w:tcPr>
-                  <w:tcW w:type="dxa" w:w="3841"/>
+                  <w:tcW w:type="dxa" w:w="2560"/>
                   <w:shd w:val="clear" w:color="auto" w:fill="D6E8F7"/>
                   <w:tcMar>
                     <w:top w:w="50" w:type="dxa"/>
@@ -675,7 +676,7 @@
             <w:tr>
               <w:tc>
                 <w:tcPr>
-                  <w:tcW w:type="dxa" w:w="3841"/>
+                  <w:tcW w:type="dxa" w:w="2560"/>
                   <w:shd w:val="clear" w:color="auto" w:fill="FFFFFF"/>
                   <w:tcMar>
                     <w:top w:w="48" w:type="dxa"/>
@@ -701,7 +702,7 @@
               </w:tc>
               <w:tc>
                 <w:tcPr>
-                  <w:tcW w:type="dxa" w:w="3841"/>
+                  <w:tcW w:type="dxa" w:w="2560"/>
                   <w:shd w:val="clear" w:color="auto" w:fill="FFFFFF"/>
                   <w:tcMar>
                     <w:top w:w="48" w:type="dxa"/>
@@ -729,7 +730,7 @@
             <w:tr>
               <w:tc>
                 <w:tcPr>
-                  <w:tcW w:type="dxa" w:w="3841"/>
+                  <w:tcW w:type="dxa" w:w="2560"/>
                   <w:shd w:val="clear" w:color="auto" w:fill="EDF4FC"/>
                   <w:tcMar>
                     <w:top w:w="48" w:type="dxa"/>
@@ -755,7 +756,7 @@
               </w:tc>
               <w:tc>
                 <w:tcPr>
-                  <w:tcW w:type="dxa" w:w="3841"/>
+                  <w:tcW w:type="dxa" w:w="2560"/>
                   <w:shd w:val="clear" w:color="auto" w:fill="EDF4FC"/>
                   <w:tcMar>
                     <w:top w:w="48" w:type="dxa"/>
@@ -783,7 +784,7 @@
             <w:tr>
               <w:tc>
                 <w:tcPr>
-                  <w:tcW w:type="dxa" w:w="3841"/>
+                  <w:tcW w:type="dxa" w:w="2560"/>
                   <w:shd w:val="clear" w:color="auto" w:fill="FFFFFF"/>
                   <w:tcMar>
                     <w:top w:w="48" w:type="dxa"/>
@@ -809,7 +810,7 @@
               </w:tc>
               <w:tc>
                 <w:tcPr>
-                  <w:tcW w:type="dxa" w:w="3841"/>
+                  <w:tcW w:type="dxa" w:w="2560"/>
                   <w:shd w:val="clear" w:color="auto" w:fill="FFFFFF"/>
                   <w:tcMar>
                     <w:top w:w="48" w:type="dxa"/>
@@ -837,7 +838,7 @@
             <w:tr>
               <w:tc>
                 <w:tcPr>
-                  <w:tcW w:type="dxa" w:w="3841"/>
+                  <w:tcW w:type="dxa" w:w="2560"/>
                   <w:shd w:val="clear" w:color="auto" w:fill="EDF4FC"/>
                   <w:tcMar>
                     <w:top w:w="48" w:type="dxa"/>
@@ -863,7 +864,7 @@
               </w:tc>
               <w:tc>
                 <w:tcPr>
-                  <w:tcW w:type="dxa" w:w="3841"/>
+                  <w:tcW w:type="dxa" w:w="2560"/>
                   <w:shd w:val="clear" w:color="auto" w:fill="EDF4FC"/>
                   <w:tcMar>
                     <w:top w:w="48" w:type="dxa"/>
@@ -891,7 +892,7 @@
             <w:tr>
               <w:tc>
                 <w:tcPr>
-                  <w:tcW w:type="dxa" w:w="3841"/>
+                  <w:tcW w:type="dxa" w:w="2560"/>
                   <w:shd w:val="clear" w:color="auto" w:fill="FFFFFF"/>
                   <w:tcMar>
                     <w:top w:w="48" w:type="dxa"/>
@@ -917,7 +918,7 @@
               </w:tc>
               <w:tc>
                 <w:tcPr>
-                  <w:tcW w:type="dxa" w:w="3841"/>
+                  <w:tcW w:type="dxa" w:w="2560"/>
                   <w:shd w:val="clear" w:color="auto" w:fill="FFFFFF"/>
                   <w:tcMar>
                     <w:top w:w="48" w:type="dxa"/>
@@ -938,6 +939,322 @@
                       <w:sz w:val="18"/>
                     </w:rPr>
                     <w:t>$339</w:t>
+                  </w:r>
+                </w:p>
+              </w:tc>
+            </w:tr>
+          </w:tbl>
+          <w:p/>
+          <w:p>
+            <w:pPr>
+              <w:spacing w:before="0" w:after="80"/>
+            </w:pPr>
+          </w:p>
+        </w:tc>
+        <w:tc>
+          <w:tcPr>
+            <w:tcW w:type="dxa" w:w="5121"/>
+            <w:tcMar>
+              <w:top w:w="0" w:type="dxa"/>
+              <w:bottom w:w="0" w:type="dxa"/>
+              <w:left w:w="60" w:type="dxa"/>
+              <w:right w:w="60" w:type="dxa"/>
+            </w:tcMar>
+          </w:tcPr>
+          <w:p/>
+          <w:tbl>
+            <w:tblPr>
+              <w:tblW w:type="auto" w:w="0"/>
+              <w:tblLook w:firstColumn="1" w:firstRow="1" w:lastColumn="0" w:lastRow="0" w:noHBand="0" w:noVBand="1" w:val="04A0"/>
+              <w:tblBorders>
+                <w:top w:val="none"/>
+                <w:left w:val="none"/>
+                <w:bottom w:val="none"/>
+                <w:right w:val="none"/>
+                <w:insideH w:val="none"/>
+                <w:insideV w:val="none"/>
+              </w:tblBorders>
+            </w:tblPr>
+            <w:tblGrid>
+              <w:gridCol w:w="5121"/>
+            </w:tblGrid>
+            <w:tr>
+              <w:tc>
+                <w:tcPr>
+                  <w:tcW w:type="dxa" w:w="5121"/>
+                  <w:shd w:val="clear" w:color="auto" w:fill="2E6FBF"/>
+                  <w:tcMar>
+                    <w:top w:w="70" w:type="dxa"/>
+                    <w:bottom w:w="70" w:type="dxa"/>
+                    <w:left w:w="140" w:type="dxa"/>
+                    <w:right w:w="140" w:type="dxa"/>
+                  </w:tcMar>
+                </w:tcPr>
+                <w:p>
+                  <w:pPr>
+                    <w:spacing w:before="0" w:after="0"/>
+                    <w:jc w:val="left"/>
+                  </w:pPr>
+                  <w:r>
+                    <w:rPr>
+                      <w:b/>
+                      <w:color w:val="FFFFFF"/>
+                      <w:sz w:val="20"/>
+                    </w:rPr>
+                    <w:t>Por escuela (Deportivo)</w:t>
+                  </w:r>
+                </w:p>
+              </w:tc>
+            </w:tr>
+          </w:tbl>
+          <w:p/>
+          <w:tbl>
+            <w:tblPr>
+              <w:tblStyle w:val="TableGrid"/>
+              <w:tblW w:type="auto" w:w="0"/>
+              <w:tblLook w:firstColumn="1" w:firstRow="1" w:lastColumn="0" w:lastRow="0" w:noHBand="0" w:noVBand="1" w:val="04A0"/>
+            </w:tblPr>
+            <w:tblGrid>
+              <w:gridCol w:w="1707"/>
+              <w:gridCol w:w="1707"/>
+              <w:gridCol w:w="1707"/>
+            </w:tblGrid>
+            <w:tr>
+              <w:tc>
+                <w:tcPr>
+                  <w:tcW w:type="dxa" w:w="1707"/>
+                  <w:shd w:val="clear" w:color="auto" w:fill="D6E8F7"/>
+                  <w:tcMar>
+                    <w:top w:w="50" w:type="dxa"/>
+                    <w:bottom w:w="50" w:type="dxa"/>
+                    <w:left w:w="100" w:type="dxa"/>
+                    <w:right w:w="100" w:type="dxa"/>
+                  </w:tcMar>
+                </w:tcPr>
+                <w:p>
+                  <w:pPr>
+                    <w:spacing w:before="0" w:after="0"/>
+                    <w:jc w:val="left"/>
+                  </w:pPr>
+                  <w:r>
+                    <w:rPr>
+                      <w:b/>
+                      <w:color w:val="2E6FBF"/>
+                      <w:sz w:val="17"/>
+                    </w:rPr>
+                    <w:t>Nivel</w:t>
+                  </w:r>
+                </w:p>
+              </w:tc>
+              <w:tc>
+                <w:tcPr>
+                  <w:tcW w:type="dxa" w:w="1707"/>
+                  <w:shd w:val="clear" w:color="auto" w:fill="D6E8F7"/>
+                  <w:tcMar>
+                    <w:top w:w="50" w:type="dxa"/>
+                    <w:bottom w:w="50" w:type="dxa"/>
+                    <w:left w:w="100" w:type="dxa"/>
+                    <w:right w:w="100" w:type="dxa"/>
+                  </w:tcMar>
+                </w:tcPr>
+                <w:p>
+                  <w:pPr>
+                    <w:spacing w:before="0" w:after="0"/>
+                    <w:jc w:val="right"/>
+                  </w:pPr>
+                  <w:r>
+                    <w:rPr>
+                      <w:b/>
+                      <w:color w:val="2E6FBF"/>
+                      <w:sz w:val="17"/>
+                    </w:rPr>
+                    <w:t>Escuelas</w:t>
+                  </w:r>
+                </w:p>
+              </w:tc>
+              <w:tc>
+                <w:tcPr>
+                  <w:tcW w:type="dxa" w:w="1707"/>
+                  <w:shd w:val="clear" w:color="auto" w:fill="D6E8F7"/>
+                  <w:tcMar>
+                    <w:top w:w="50" w:type="dxa"/>
+                    <w:bottom w:w="50" w:type="dxa"/>
+                    <w:left w:w="100" w:type="dxa"/>
+                    <w:right w:w="100" w:type="dxa"/>
+                  </w:tcMar>
+                </w:tcPr>
+                <w:p>
+                  <w:pPr>
+                    <w:spacing w:before="0" w:after="0"/>
+                    <w:jc w:val="right"/>
+                  </w:pPr>
+                  <w:r>
+                    <w:rPr>
+                      <w:b/>
+                      <w:color w:val="2E6FBF"/>
+                      <w:sz w:val="17"/>
+                    </w:rPr>
+                    <w:t>Precio</w:t>
+                  </w:r>
+                </w:p>
+              </w:tc>
+            </w:tr>
+            <w:tr>
+              <w:tc>
+                <w:tcPr>
+                  <w:tcW w:type="dxa" w:w="1707"/>
+                  <w:shd w:val="clear" w:color="auto" w:fill="FFFFFF"/>
+                  <w:tcMar>
+                    <w:top w:w="48" w:type="dxa"/>
+                    <w:bottom w:w="48" w:type="dxa"/>
+                    <w:left w:w="100" w:type="dxa"/>
+                    <w:right w:w="100" w:type="dxa"/>
+                  </w:tcMar>
+                </w:tcPr>
+                <w:p>
+                  <w:pPr>
+                    <w:spacing w:before="0" w:after="0"/>
+                    <w:jc w:val="left"/>
+                  </w:pPr>
+                  <w:r>
+                    <w:rPr>
+                      <w:b w:val="0"/>
+                      <w:color w:val="1A1A2E"/>
+                      <w:sz w:val="18"/>
+                    </w:rPr>
+                    <w:t>Preescolar</w:t>
+                  </w:r>
+                </w:p>
+              </w:tc>
+              <w:tc>
+                <w:tcPr>
+                  <w:tcW w:type="dxa" w:w="1707"/>
+                  <w:shd w:val="clear" w:color="auto" w:fill="FFFFFF"/>
+                  <w:tcMar>
+                    <w:top w:w="48" w:type="dxa"/>
+                    <w:bottom w:w="48" w:type="dxa"/>
+                    <w:left w:w="100" w:type="dxa"/>
+                    <w:right w:w="100" w:type="dxa"/>
+                  </w:tcMar>
+                </w:tcPr>
+                <w:p>
+                  <w:pPr>
+                    <w:spacing w:before="0" w:after="0"/>
+                    <w:jc w:val="right"/>
+                  </w:pPr>
+                  <w:r>
+                    <w:rPr>
+                      <w:b/>
+                      <w:color w:val="1E3A6E"/>
+                      <w:sz w:val="18"/>
+                    </w:rPr>
+                    <w:t>Frida Kahlo, Margarita Paz Paredes, Patria, Álvaro Obregón</w:t>
+                  </w:r>
+                </w:p>
+              </w:tc>
+              <w:tc>
+                <w:tcPr>
+                  <w:tcW w:type="dxa" w:w="1707"/>
+                  <w:shd w:val="clear" w:color="auto" w:fill="FFFFFF"/>
+                  <w:tcMar>
+                    <w:top w:w="48" w:type="dxa"/>
+                    <w:bottom w:w="48" w:type="dxa"/>
+                    <w:left w:w="100" w:type="dxa"/>
+                    <w:right w:w="100" w:type="dxa"/>
+                  </w:tcMar>
+                </w:tcPr>
+                <w:p>
+                  <w:pPr>
+                    <w:spacing w:before="0" w:after="0"/>
+                    <w:jc w:val="right"/>
+                  </w:pPr>
+                  <w:r>
+                    <w:rPr>
+                      <w:b/>
+                      <w:color w:val="1E3A6E"/>
+                      <w:sz w:val="18"/>
+                    </w:rPr>
+                    <w:t>$239</w:t>
+                  </w:r>
+                </w:p>
+              </w:tc>
+            </w:tr>
+            <w:tr>
+              <w:tc>
+                <w:tcPr>
+                  <w:tcW w:type="dxa" w:w="1707"/>
+                  <w:shd w:val="clear" w:color="auto" w:fill="EDF4FC"/>
+                  <w:tcMar>
+                    <w:top w:w="48" w:type="dxa"/>
+                    <w:bottom w:w="48" w:type="dxa"/>
+                    <w:left w:w="100" w:type="dxa"/>
+                    <w:right w:w="100" w:type="dxa"/>
+                  </w:tcMar>
+                </w:tcPr>
+                <w:p>
+                  <w:pPr>
+                    <w:spacing w:before="0" w:after="0"/>
+                    <w:jc w:val="left"/>
+                  </w:pPr>
+                  <w:r>
+                    <w:rPr>
+                      <w:b w:val="0"/>
+                      <w:color w:val="1A1A2E"/>
+                      <w:sz w:val="18"/>
+                    </w:rPr>
+                    <w:t>Bachillerato</w:t>
+                  </w:r>
+                </w:p>
+              </w:tc>
+              <w:tc>
+                <w:tcPr>
+                  <w:tcW w:type="dxa" w:w="1707"/>
+                  <w:shd w:val="clear" w:color="auto" w:fill="EDF4FC"/>
+                  <w:tcMar>
+                    <w:top w:w="48" w:type="dxa"/>
+                    <w:bottom w:w="48" w:type="dxa"/>
+                    <w:left w:w="100" w:type="dxa"/>
+                    <w:right w:w="100" w:type="dxa"/>
+                  </w:tcMar>
+                </w:tcPr>
+                <w:p>
+                  <w:pPr>
+                    <w:spacing w:before="0" w:after="0"/>
+                    <w:jc w:val="right"/>
+                  </w:pPr>
+                  <w:r>
+                    <w:rPr>
+                      <w:b/>
+                      <w:color w:val="1E3A6E"/>
+                      <w:sz w:val="18"/>
+                    </w:rPr>
+                    <w:t>CBTIS 148, Conalep, SABES, UVEG</w:t>
+                  </w:r>
+                </w:p>
+              </w:tc>
+              <w:tc>
+                <w:tcPr>
+                  <w:tcW w:type="dxa" w:w="1707"/>
+                  <w:shd w:val="clear" w:color="auto" w:fill="EDF4FC"/>
+                  <w:tcMar>
+                    <w:top w:w="48" w:type="dxa"/>
+                    <w:bottom w:w="48" w:type="dxa"/>
+                    <w:left w:w="100" w:type="dxa"/>
+                    <w:right w:w="100" w:type="dxa"/>
+                  </w:tcMar>
+                </w:tcPr>
+                <w:p>
+                  <w:pPr>
+                    <w:spacing w:before="0" w:after="0"/>
+                    <w:jc w:val="right"/>
+                  </w:pPr>
+                  <w:r>
+                    <w:rPr>
+                      <w:b/>
+                      <w:color w:val="1E3A6E"/>
+                      <w:sz w:val="18"/>
+                    </w:rPr>
+                    <w:t>$289</w:t>
                   </w:r>
                 </w:p>
               </w:tc>
